--- a/figures/tableS7.pLA.docx
+++ b/figures/tableS7.pLA.docx
@@ -526,7 +526,7 @@
                 <w:szCs w:val="22"/>
                 <w:color w:val="000000"/>
               </w:rPr>
-              <w:t xml:space="preserve">32.35</w:t>
+              <w:t xml:space="preserve">11.21</w:t>
             </w:r>
           </w:p>
         </w:tc>
@@ -581,7 +581,7 @@
                 <w:szCs w:val="22"/>
                 <w:color w:val="000000"/>
               </w:rPr>
-              <w:t xml:space="preserve">2.40</w:t>
+              <w:t xml:space="preserve">1.45</w:t>
             </w:r>
           </w:p>
         </w:tc>
@@ -636,7 +636,7 @@
                 <w:szCs w:val="22"/>
                 <w:color w:val="000000"/>
               </w:rPr>
-              <w:t xml:space="preserve">13.48</w:t>
+              <w:t xml:space="preserve">7.72</w:t>
             </w:r>
           </w:p>
         </w:tc>
@@ -746,7 +746,7 @@
                 <w:szCs w:val="22"/>
                 <w:color w:val="000000"/>
               </w:rPr>
-              <w:t xml:space="preserve">27.65</w:t>
+              <w:t xml:space="preserve">8.37</w:t>
             </w:r>
           </w:p>
         </w:tc>
@@ -801,7 +801,7 @@
                 <w:szCs w:val="22"/>
                 <w:color w:val="000000"/>
               </w:rPr>
-              <w:t xml:space="preserve">37.05</w:t>
+              <w:t xml:space="preserve">14.06</w:t>
             </w:r>
           </w:p>
         </w:tc>
@@ -916,7 +916,7 @@
                 <w:szCs w:val="22"/>
                 <w:color w:val="000000"/>
               </w:rPr>
-              <w:t xml:space="preserve">0.08</w:t>
+              <w:t xml:space="preserve">0.00</w:t>
             </w:r>
           </w:p>
         </w:tc>
@@ -971,7 +971,7 @@
                 <w:szCs w:val="22"/>
                 <w:color w:val="000000"/>
               </w:rPr>
-              <w:t xml:space="preserve">0.08</w:t>
+              <w:t xml:space="preserve">0.04</w:t>
             </w:r>
           </w:p>
         </w:tc>
@@ -1026,7 +1026,7 @@
                 <w:szCs w:val="22"/>
                 <w:color w:val="000000"/>
               </w:rPr>
-              <w:t xml:space="preserve">1.09</w:t>
+              <w:t xml:space="preserve">-0.06</w:t>
             </w:r>
           </w:p>
         </w:tc>
@@ -1081,7 +1081,7 @@
                 <w:szCs w:val="22"/>
                 <w:color w:val="000000"/>
               </w:rPr>
-              <w:t xml:space="preserve">0.28</w:t>
+              <w:t xml:space="preserve">0.95</w:t>
             </w:r>
           </w:p>
         </w:tc>
@@ -1136,7 +1136,7 @@
                 <w:szCs w:val="22"/>
                 <w:color w:val="000000"/>
               </w:rPr>
-              <w:t xml:space="preserve">-0.07</w:t>
+              <w:t xml:space="preserve">-0.09</w:t>
             </w:r>
           </w:p>
         </w:tc>
@@ -1191,7 +1191,7 @@
                 <w:szCs w:val="22"/>
                 <w:color w:val="000000"/>
               </w:rPr>
-              <w:t xml:space="preserve">0.24</w:t>
+              <w:t xml:space="preserve">0.08</w:t>
             </w:r>
           </w:p>
         </w:tc>
